--- a/store/ストア提出手順.docx
+++ b/store/ストア提出手順.docx
@@ -815,7 +815,7 @@
         <w:rPr>
           <w:b/>
         </w:rPr>
-        <w:t>答え方</w:t>
+        <w:t>実際の質問と答え（2026年9月9日時点の画面）</w:t>
       </w:r>
     </w:p>
     <w:p>
@@ -828,7 +828,7 @@
         <w:rPr>
           <w:rFonts w:ascii="Hiragino Sans" w:hAnsi="Hiragino Sans" w:eastAsia="Hiragino Sans"/>
         </w:rPr>
-        <w:t>暴力、性的表現、不適切な言葉、薬物、賭博 … すべて「いいえ」</w:t>
+        <w:t>App Type … All Other App Types を選ぶ</w:t>
       </w:r>
     </w:p>
     <w:p>
@@ -841,7 +841,7 @@
         <w:rPr>
           <w:rFonts w:ascii="Hiragino Sans" w:hAnsi="Hiragino Sans" w:eastAsia="Hiragino Sans"/>
         </w:rPr>
-        <w:t>利用者どうしのやりとり（チャット等） … 「いいえ」</w:t>
+        <w:t>Downloaded App（性的表現・暴力・言葉づかいが同梱されているか） … No</w:t>
       </w:r>
     </w:p>
     <w:p>
@@ -854,7 +854,7 @@
         <w:rPr>
           <w:rFonts w:ascii="Hiragino Sans" w:hAnsi="Hiragino Sans" w:eastAsia="Hiragino Sans"/>
         </w:rPr>
-        <w:t>個人情報の共有 … 「いいえ」（端末内で完結し、外部に送信しません）</w:t>
+        <w:t>User Content Sharing（利用者どうしのやりとり） … No</w:t>
       </w:r>
     </w:p>
     <w:p>
@@ -867,7 +867,7 @@
         <w:rPr>
           <w:rFonts w:ascii="Hiragino Sans" w:hAnsi="Hiragino Sans" w:eastAsia="Hiragino Sans"/>
         </w:rPr>
-        <w:t>位置情報 … 「いいえ」</w:t>
+        <w:t>Online Content（アプリから見られる、同梱外のコンテンツ） … No</w:t>
       </w:r>
     </w:p>
     <w:p>
@@ -880,7 +880,85 @@
         <w:rPr>
           <w:rFonts w:ascii="Hiragino Sans" w:hAnsi="Hiragino Sans" w:eastAsia="Hiragino Sans"/>
         </w:rPr>
-        <w:t>デジタル購入、広告 … 「いいえ」</w:t>
+        <w:t>Promotion or Sale of Age-Restricted Products（たばこ・酒・銃・賭博） … No</w:t>
+      </w:r>
+    </w:p>
+    <w:p>
+      <w:pPr>
+        <w:pStyle w:val="ListBullet"/>
+        <w:spacing w:after="40"/>
+        <w:ind w:left="283"/>
+      </w:pPr>
+      <w:r>
+        <w:rPr>
+          <w:rFonts w:ascii="Hiragino Sans" w:hAnsi="Hiragino Sans" w:eastAsia="Hiragino Sans"/>
+        </w:rPr>
+        <w:t>現在地を他の利用者と共有するか … No</w:t>
+      </w:r>
+    </w:p>
+    <w:p>
+      <w:pPr>
+        <w:pStyle w:val="ListBullet"/>
+        <w:spacing w:after="40"/>
+        <w:ind w:left="283"/>
+      </w:pPr>
+      <w:r>
+        <w:rPr>
+          <w:rFonts w:ascii="Hiragino Sans" w:hAnsi="Hiragino Sans" w:eastAsia="Hiragino Sans"/>
+        </w:rPr>
+        <w:t>デジタル商品を購入できるか … No</w:t>
+      </w:r>
+    </w:p>
+    <w:p>
+      <w:pPr>
+        <w:pStyle w:val="ListBullet"/>
+        <w:spacing w:after="40"/>
+        <w:ind w:left="283"/>
+      </w:pPr>
+      <w:r>
+        <w:rPr>
+          <w:rFonts w:ascii="Hiragino Sans" w:hAnsi="Hiragino Sans" w:eastAsia="Hiragino Sans"/>
+        </w:rPr>
+        <w:t>現金報酬・ギフトカード・暗号資産・NFT … No</w:t>
+      </w:r>
+    </w:p>
+    <w:p>
+      <w:pPr>
+        <w:pStyle w:val="ListBullet"/>
+        <w:spacing w:after="40"/>
+        <w:ind w:left="283"/>
+      </w:pPr>
+      <w:r>
+        <w:rPr>
+          <w:rFonts w:ascii="Hiragino Sans" w:hAnsi="Hiragino Sans" w:eastAsia="Hiragino Sans"/>
+        </w:rPr>
+        <w:t>Web ブラウザまたは検索エンジンか … No</w:t>
+      </w:r>
+    </w:p>
+    <w:p>
+      <w:pPr>
+        <w:pStyle w:val="ListBullet"/>
+        <w:spacing w:after="40"/>
+        <w:ind w:left="283"/>
+      </w:pPr>
+      <w:r>
+        <w:rPr>
+          <w:rFonts w:ascii="Hiragino Sans" w:hAnsi="Hiragino Sans" w:eastAsia="Hiragino Sans"/>
+        </w:rPr>
+        <w:t>主にニュースまたは教育の製品か … No</w:t>
+      </w:r>
+    </w:p>
+    <w:p>
+      <w:pPr>
+        <w:pStyle w:val="ListBullet"/>
+        <w:spacing w:after="40"/>
+        <w:ind w:left="283"/>
+      </w:pPr>
+      <w:r>
+        <w:rPr>
+          <w:rFonts w:ascii="Hiragino Sans" w:hAnsi="Hiragino Sans" w:eastAsia="Hiragino Sans"/>
+        </w:rPr>
+        <w:t>審査機関から直接レーティングを取得するか／物理メディアで配布するか … No</w:t>
       </w:r>
     </w:p>
     <w:p>
@@ -903,32 +981,76 @@
         <w:rPr>
           <w:b/>
         </w:rPr>
-        <w:t>ただし1つだけ「はい」があります。</w:t>
+        <w:t>App Type 以外はすべて No です。答えたあと Preview ratings を押して確定します。</w:t>
       </w:r>
     </w:p>
     <w:p>
       <w:pPr>
-        <w:pStyle w:val="ListBullet"/>
-        <w:spacing w:after="40"/>
-        <w:ind w:left="283"/>
-      </w:pPr>
-      <w:r>
-        <w:rPr>
-          <w:rFonts w:ascii="Hiragino Sans" w:hAnsi="Hiragino Sans" w:eastAsia="Hiragino Sans"/>
-        </w:rPr>
-        <w:t>インターネットに接続するか … 「はい」</w:t>
-      </w:r>
-    </w:p>
-    <w:p>
-      <w:pPr>
         <w:spacing w:after="80"/>
-        <w:ind w:left="283"/>
+        <w:ind w:left="0"/>
       </w:pPr>
       <w:r>
         <w:rPr>
           <w:b w:val="0"/>
         </w:rPr>
-        <w:t>ウイルス定義データベースの取得で database.clamav.net に接続します。接続することを申告しないと、実態と食い違います。</w:t>
+      </w:r>
+    </w:p>
+    <w:p>
+      <w:pPr>
+        <w:spacing w:after="80"/>
+        <w:ind w:left="0"/>
+      </w:pPr>
+      <w:r>
+        <w:rPr>
+          <w:b/>
+        </w:rPr>
+        <w:t>迷いやすい2つ</w:t>
+      </w:r>
+    </w:p>
+    <w:p>
+      <w:pPr>
+        <w:spacing w:after="80"/>
+        <w:ind w:left="227"/>
+      </w:pPr>
+      <w:r>
+        <w:rPr>
+          <w:b w:val="0"/>
+        </w:rPr>
+        <w:t>Online Content は「利用者が見るコンテンツ」を指します。例として挙がっているのが Netflix の映画、Amazon の商品一覧、Spotify の曲、ニュース記事です。ウイルス定義データベースは利用者が見るものではなく、アプリが動くためのデータなので No です。</w:t>
+      </w:r>
+    </w:p>
+    <w:p>
+      <w:pPr>
+        <w:spacing w:after="80"/>
+        <w:ind w:left="0"/>
+      </w:pPr>
+      <w:r>
+        <w:rPr>
+          <w:b w:val="0"/>
+        </w:rPr>
+      </w:r>
+    </w:p>
+    <w:p>
+      <w:pPr>
+        <w:spacing w:after="80"/>
+        <w:ind w:left="227"/>
+      </w:pPr>
+      <w:r>
+        <w:rPr>
+          <w:b w:val="0"/>
+        </w:rPr>
+        <w:t>「主にニュースまたは教育の製品か」も No です。研究の成果物ではありますが、この質問は「学習用のコンテンツを提供する製品」を指しています。本アプリは業務用の道具です。</w:t>
+      </w:r>
+    </w:p>
+    <w:p>
+      <w:pPr>
+        <w:spacing w:after="80"/>
+        <w:ind w:left="0"/>
+      </w:pPr>
+      <w:r>
+        <w:rPr>
+          <w:b w:val="0"/>
+        </w:rPr>
       </w:r>
     </w:p>
     <w:p>
@@ -2060,7 +2182,7 @@
           <w:rFonts w:ascii="Menlo" w:hAnsi="Menlo" w:eastAsia="Menlo"/>
           <w:sz w:val="18"/>
         </w:rPr>
-        <w:t>開発: 中村 覚（東京大学史料編纂所）・金 甫榮（人間文化研究機構）</w:t>
+        <w:t>開発: 中村 覚（東京大学）・金 甫榮（人間文化研究機構）</w:t>
       </w:r>
     </w:p>
     <w:p>

--- a/store/ストア提出手順.docx
+++ b/store/ストア提出手順.docx
@@ -2264,6 +2264,29 @@
     <w:p>
       <w:pPr>
         <w:spacing w:after="80"/>
+        <w:ind w:left="0"/>
+      </w:pPr>
+      <w:r>
+        <w:rPr>
+          <w:b/>
+        </w:rPr>
+        <w:t>この欄は上限が500文字です。超えた分は黙って切り捨てられます。以下は446文字なのでそのまま収まります。書き足すときは必ず数えてください。</w:t>
+      </w:r>
+    </w:p>
+    <w:p>
+      <w:pPr>
+        <w:spacing w:after="80"/>
+        <w:ind w:left="0"/>
+      </w:pPr>
+      <w:r>
+        <w:rPr>
+          <w:b w:val="0"/>
+        </w:rPr>
+      </w:r>
+    </w:p>
+    <w:p>
+      <w:pPr>
+        <w:spacing w:after="80"/>
         <w:ind w:left="227"/>
       </w:pPr>
       <w:r>
@@ -2271,20 +2294,7 @@
           <w:rFonts w:ascii="Menlo" w:hAnsi="Menlo" w:eastAsia="Menlo"/>
           <w:sz w:val="18"/>
         </w:rPr>
-        <w:t>このアプリは、デジタル資料の長期保存（OAIS 参照モデル）のための情報パッケージを</w:t>
-      </w:r>
-    </w:p>
-    <w:p>
-      <w:pPr>
-        <w:spacing w:after="80"/>
-        <w:ind w:left="227"/>
-      </w:pPr>
-      <w:r>
-        <w:rPr>
-          <w:rFonts w:ascii="Menlo" w:hAnsi="Menlo" w:eastAsia="Menlo"/>
-          <w:sz w:val="18"/>
-        </w:rPr>
-        <w:t>作成する業務用ツールです。学術研究の成果物であり、無料で提供します。</w:t>
+        <w:t>デジタル資料の長期保存（OAIS）用の情報パッケージを作成する業務用ツールです。学術研究の成果物で、無料で提供します。</w:t>
       </w:r>
     </w:p>
     <w:p>
@@ -2310,7 +2320,7 @@
           <w:rFonts w:ascii="Menlo" w:hAnsi="Menlo" w:eastAsia="Menlo"/>
           <w:sz w:val="18"/>
         </w:rPr>
-        <w:t>同梱している第三者コンポーネントについて:</w:t>
+        <w:t>ClamAV 1.5.3 (GPL-2.0) を同梱していますが、ウイルス対策ソフトではありません。常駐監視やシステム変更は行わず、利用者が指定したフォルダを操作に応じて一度だけ検査します。定義DBは同梱せず、利用者が明示的に取得したときのみ database.clamav.net へ接続します。</w:t>
       </w:r>
     </w:p>
     <w:p>
@@ -2336,72 +2346,7 @@
           <w:rFonts w:ascii="Menlo" w:hAnsi="Menlo" w:eastAsia="Menlo"/>
           <w:sz w:val="18"/>
         </w:rPr>
-        <w:t>1. ClamAV 1.5.3 (GPL-2.0) — 受け入れる資料にウイルスが含まれていないかを確認する</w:t>
-      </w:r>
-    </w:p>
-    <w:p>
-      <w:pPr>
-        <w:spacing w:after="80"/>
-        <w:ind w:left="227"/>
-      </w:pPr>
-      <w:r>
-        <w:rPr>
-          <w:rFonts w:ascii="Menlo" w:hAnsi="Menlo" w:eastAsia="Menlo"/>
-          <w:sz w:val="18"/>
-        </w:rPr>
-        <w:t xml:space="preserve">   ために同梱しています。常駐監視は行わず、利用者が指定したフォルダを、利用者の</w:t>
-      </w:r>
-    </w:p>
-    <w:p>
-      <w:pPr>
-        <w:spacing w:after="80"/>
-        <w:ind w:left="227"/>
-      </w:pPr>
-      <w:r>
-        <w:rPr>
-          <w:rFonts w:ascii="Menlo" w:hAnsi="Menlo" w:eastAsia="Menlo"/>
-          <w:sz w:val="18"/>
-        </w:rPr>
-        <w:t xml:space="preserve">   操作に応じて一度だけ検査します。ウイルス対策ソフトウェアとしての機能</w:t>
-      </w:r>
-    </w:p>
-    <w:p>
-      <w:pPr>
-        <w:spacing w:after="80"/>
-        <w:ind w:left="227"/>
-      </w:pPr>
-      <w:r>
-        <w:rPr>
-          <w:rFonts w:ascii="Menlo" w:hAnsi="Menlo" w:eastAsia="Menlo"/>
-          <w:sz w:val="18"/>
-        </w:rPr>
-        <w:t xml:space="preserve">   （常駐保護、システムの変更、他のセキュリティ製品との連携）は持ちません。</w:t>
-      </w:r>
-    </w:p>
-    <w:p>
-      <w:pPr>
-        <w:spacing w:after="80"/>
-        <w:ind w:left="227"/>
-      </w:pPr>
-      <w:r>
-        <w:rPr>
-          <w:rFonts w:ascii="Menlo" w:hAnsi="Menlo" w:eastAsia="Menlo"/>
-          <w:sz w:val="18"/>
-        </w:rPr>
-        <w:t xml:space="preserve">   ウイルス定義データベースは同梱しておらず、利用者が設定画面から明示的に</w:t>
-      </w:r>
-    </w:p>
-    <w:p>
-      <w:pPr>
-        <w:spacing w:after="80"/>
-        <w:ind w:left="227"/>
-      </w:pPr>
-      <w:r>
-        <w:rPr>
-          <w:rFonts w:ascii="Menlo" w:hAnsi="Menlo" w:eastAsia="Menlo"/>
-          <w:sz w:val="18"/>
-        </w:rPr>
-        <w:t xml:space="preserve">   取得したときにのみ database.clamav.net へ接続します。</w:t>
+        <w:t>Siegfried 1.11.6 (Apache-2.0) はファイル形式の判定用で、通信しません。</w:t>
       </w:r>
     </w:p>
     <w:p>
@@ -2427,20 +2372,7 @@
           <w:rFonts w:ascii="Menlo" w:hAnsi="Menlo" w:eastAsia="Menlo"/>
           <w:sz w:val="18"/>
         </w:rPr>
-        <w:t>2. Siegfried 1.11.6 (Apache-2.0) — ファイル形式を PRONOM の識別子で判定するために</w:t>
-      </w:r>
-    </w:p>
-    <w:p>
-      <w:pPr>
-        <w:spacing w:after="80"/>
-        <w:ind w:left="227"/>
-      </w:pPr>
-      <w:r>
-        <w:rPr>
-          <w:rFonts w:ascii="Menlo" w:hAnsi="Menlo" w:eastAsia="Menlo"/>
-          <w:sz w:val="18"/>
-        </w:rPr>
-        <w:t xml:space="preserve">   同梱しています。ネットワークには接続しません。</w:t>
+        <w:t>いずれも未改変の公式ビルドで、ライセンスは同梱の NOTICE に記載しています。</w:t>
       </w:r>
     </w:p>
     <w:p>
@@ -2466,20 +2398,7 @@
           <w:rFonts w:ascii="Menlo" w:hAnsi="Menlo" w:eastAsia="Menlo"/>
           <w:sz w:val="18"/>
         </w:rPr>
-        <w:t>いずれも改変していない公式ビルドです。ライセンスの表示とソースの入手方法は、</w:t>
-      </w:r>
-    </w:p>
-    <w:p>
-      <w:pPr>
-        <w:spacing w:after="80"/>
-        <w:ind w:left="227"/>
-      </w:pPr>
-      <w:r>
-        <w:rPr>
-          <w:rFonts w:ascii="Menlo" w:hAnsi="Menlo" w:eastAsia="Menlo"/>
-          <w:sz w:val="18"/>
-        </w:rPr>
-        <w:t>パッケージに含まれる NOTICE ファイルに記載しています。</w:t>
+        <w:t>runFullTrust は、これら同梱実行ファイルを子プロセスとして起動するために宣言しています。</w:t>
       </w:r>
     </w:p>
     <w:p>
@@ -2505,59 +2424,7 @@
           <w:rFonts w:ascii="Menlo" w:hAnsi="Menlo" w:eastAsia="Menlo"/>
           <w:sz w:val="18"/>
         </w:rPr>
-        <w:t>runFullTrust を宣言しているのは、上記の同梱実行ファイルを子プロセスとして</w:t>
-      </w:r>
-    </w:p>
-    <w:p>
-      <w:pPr>
-        <w:spacing w:after="80"/>
-        <w:ind w:left="227"/>
-      </w:pPr>
-      <w:r>
-        <w:rPr>
-          <w:rFonts w:ascii="Menlo" w:hAnsi="Menlo" w:eastAsia="Menlo"/>
-          <w:sz w:val="18"/>
-        </w:rPr>
-        <w:t>起動するためです。</w:t>
-      </w:r>
-    </w:p>
-    <w:p>
-      <w:pPr>
-        <w:spacing w:after="80"/>
-        <w:ind w:left="227"/>
-      </w:pPr>
-      <w:r>
-        <w:rPr>
-          <w:rFonts w:ascii="Menlo" w:hAnsi="Menlo" w:eastAsia="Menlo"/>
-          <w:sz w:val="18"/>
-        </w:rPr>
-        <w:t xml:space="preserve"> </w:t>
-      </w:r>
-    </w:p>
-    <w:p>
-      <w:pPr>
-        <w:spacing w:after="80"/>
-        <w:ind w:left="227"/>
-      </w:pPr>
-      <w:r>
-        <w:rPr>
-          <w:rFonts w:ascii="Menlo" w:hAnsi="Menlo" w:eastAsia="Menlo"/>
-          <w:sz w:val="18"/>
-        </w:rPr>
-        <w:t>アプリは利用者の個人情報を収集・送信しません。すべての処理は端末内で完結します。</w:t>
-      </w:r>
-    </w:p>
-    <w:p>
-      <w:pPr>
-        <w:spacing w:after="80"/>
-        <w:ind w:left="227"/>
-      </w:pPr>
-      <w:r>
-        <w:rPr>
-          <w:rFonts w:ascii="Menlo" w:hAnsi="Menlo" w:eastAsia="Menlo"/>
-          <w:sz w:val="18"/>
-        </w:rPr>
-        <w:t>詳細はプライバシーポリシーをご覧ください。</w:t>
+        <w:t>個人情報の収集・送信はありません。</w:t>
       </w:r>
     </w:p>
     <w:p>
@@ -2571,6 +2438,29 @@
           <w:sz w:val="18"/>
         </w:rPr>
         <w:t>https://nakamura196.github.io/archival-packager-x/privacy-policy.html</w:t>
+      </w:r>
+    </w:p>
+    <w:p>
+      <w:pPr>
+        <w:spacing w:after="80"/>
+        <w:ind w:left="0"/>
+      </w:pPr>
+      <w:r>
+        <w:rPr>
+          <w:b w:val="0"/>
+        </w:rPr>
+      </w:r>
+    </w:p>
+    <w:p>
+      <w:pPr>
+        <w:spacing w:after="80"/>
+        <w:ind w:left="0"/>
+      </w:pPr>
+      <w:r>
+        <w:rPr>
+          <w:b w:val="0"/>
+        </w:rPr>
+        <w:t>残したのは、審査で引っかかりうる3点です。ClamAV がウイルス対策ソフトではないこと、runFullTrust を宣言している理由、個人情報を扱わないこと。番号付きの体裁や括弧内の例示は、判断に要らないので落としてあります。</w:t>
       </w:r>
     </w:p>
     <w:sectPr>

--- a/store/ストア提出手順.docx
+++ b/store/ストア提出手順.docx
@@ -214,7 +214,7 @@
           <w:rFonts w:ascii="Menlo" w:hAnsi="Menlo" w:eastAsia="Menlo"/>
           <w:sz w:val="18"/>
         </w:rPr>
-        <w:t>https://github.com/nakamura196/archival-packager-x/releases/tag/v0.1.0</w:t>
+        <w:t>https://github.com/nakamura196/archival-packager/releases/tag/v0.1.0</w:t>
       </w:r>
     </w:p>
     <w:p>
@@ -645,7 +645,7 @@
           <w:rFonts w:ascii="Menlo" w:hAnsi="Menlo" w:eastAsia="Menlo"/>
           <w:sz w:val="18"/>
         </w:rPr>
-        <w:t>https://nakamura196.github.io/archival-packager-x/privacy-policy.html</w:t>
+        <w:t>https://ap.ldas.jp/privacy-policy.html</w:t>
       </w:r>
     </w:p>
     <w:p>
@@ -693,7 +693,7 @@
           <w:rFonts w:ascii="Menlo" w:hAnsi="Menlo" w:eastAsia="Menlo"/>
           <w:sz w:val="18"/>
         </w:rPr>
-        <w:t>nakamura@hi.u-tokyo.ac.jp</w:t>
+        <w:t>nakamura.satoru@mail.u-tokyo.ac.jp</w:t>
       </w:r>
     </w:p>
     <w:p>
@@ -2437,7 +2437,7 @@
           <w:rFonts w:ascii="Menlo" w:hAnsi="Menlo" w:eastAsia="Menlo"/>
           <w:sz w:val="18"/>
         </w:rPr>
-        <w:t>https://nakamura196.github.io/archival-packager-x/privacy-policy.html</w:t>
+        <w:t>https://ap.ldas.jp/privacy-policy.html</w:t>
       </w:r>
     </w:p>
     <w:p>
